--- a/docs/downloads/william-gurnall/تم/doc_0532.docx
+++ b/docs/downloads/william-gurnall/تم/doc_0532.docx
@@ -8,12 +8,15 @@
           <w:rtl/>
         </w:rPr>
       </w:pPr>
-      <w:r>
-        <w:rPr>
-          <w:rtl/>
-        </w:rPr>
-        <w:t>الْوَقْتُ مُقَصَّرٌ</w:t>
-      </w:r>
+      <w:hyperlink r:id="rId4" w:history="1">
+        <w:r>
+          <w:rPr>
+            <w:rStyle w:val="Hyperlink"/>
+            <w:rtl/>
+          </w:rPr>
+          <w:t>رجاء</w:t>
+        </w:r>
+      </w:hyperlink>
     </w:p>
     <w:p>
       <w:pPr>
@@ -36,7 +39,22 @@
           <w:rtl/>
           <w:lang w:bidi="ar-SA"/>
         </w:rPr>
-        <w:t>كثار من الناس عطشانين ولكنهم لا يعطشون للمسيح. إنه عطش أرضي والمزيد من العطش الأرضي، ويظهر أنهم لا يكتفون منه إلى أن يأتي الموت ويسد أفواههم.</w:t>
+        <w:t>"</w:t>
+      </w:r>
+      <w:r>
+        <w:rPr>
+          <w:rtl/>
+          <w:lang w:bidi="ar-SA"/>
+        </w:rPr>
+        <w:t xml:space="preserve"> لأَنَّ كُلَّ مَا سَبَقَ فَكُتِبَ كُتِبَ لأَجْلِ تَعْلِيمِنَا، حَتَّى بِالصَّبْرِ وَالتَّعْزِيَةِ بِمَا فِي الْكُتُبِ يَكُونُ لَنَا رَجَاءٌ.</w:t>
+      </w:r>
+      <w:r>
+        <w:rPr>
+          <w:rFonts w:hint="cs"/>
+          <w:rtl/>
+          <w:lang w:bidi="ar-SA"/>
+        </w:rPr>
+        <w:t>" (رومية 15: 4).</w:t>
       </w:r>
     </w:p>
     <w:p>
@@ -52,7 +70,23 @@
           <w:rtl/>
           <w:lang w:bidi="ar-SA"/>
         </w:rPr>
-        <w:t>اخضرار وصدأ ذهبهم وفضتهم التي حصلوا عليها من كدّ عملهم ستقف لتدين الكثيرين قائلة: "لقد تعبت وتكبدت العناء من أجلنا نحن الذين صدئنا الآن وصرنا ترابًا، ولكن ها أنت تعرض عن حقل كلمة الله الذي فيه كنز لا يفنى مفضلاً تركه من أن تبذل جهدك لأجله."</w:t>
+        <w:t>الرجاء له عين ترى السماء في أيام ملبدة بالغيوم، مرساة</w:t>
+      </w:r>
+      <w:r>
+        <w:rPr>
+          <w:rFonts w:hint="cs"/>
+          <w:rtl/>
+          <w:lang w:bidi="ar-SA"/>
+        </w:rPr>
+        <w:t>ٌ</w:t>
+      </w:r>
+      <w:r>
+        <w:rPr>
+          <w:rFonts w:hint="cs"/>
+          <w:rtl/>
+          <w:lang w:bidi="ar-SA"/>
+        </w:rPr>
+        <w:t xml:space="preserve"> تجد أرضًا ثابتة بين مجتمعات المياه.</w:t>
       </w:r>
     </w:p>
     <w:p>
@@ -68,22 +102,23 @@
           <w:rtl/>
           <w:lang w:bidi="ar-SA"/>
         </w:rPr>
-        <w:t>وقتك قصير ودربك طويلة. هل من الحكمة أن تصرف على أجرة مسكنك الذي سوف تتركه وتنسى الأشياء التي سوف تأخذها معك؟ قبل نضوج ثمر ما أنت تزرعه الآن ربما تكون قد صرت في القبر. "</w:t>
-      </w:r>
-      <w:r>
-        <w:rPr>
-          <w:rtl/>
-          <w:lang w:bidi="ar-SA"/>
-        </w:rPr>
-        <w:t>الْوَقْتُ مُقَصَّرٌ</w:t>
-      </w:r>
-      <w:r>
-        <w:rPr>
-          <w:rFonts w:hint="cs"/>
-          <w:rtl/>
-          <w:lang w:bidi="ar-SA"/>
-        </w:rPr>
-        <w:t>" يقول الرسول (1. كورنثوس 7: 29).</w:t>
+        <w:t>الرجاء الحقيقي جوهرة لا تلبسها إلا عروس المسيح، هو نعمة لا يعرفها إلا قلب المؤمن. من دون المسيح ومن دون رجاء ه</w:t>
+      </w:r>
+      <w:r>
+        <w:rPr>
+          <w:rFonts w:hint="cs"/>
+          <w:rtl/>
+          <w:lang w:bidi="ar-SA"/>
+        </w:rPr>
+        <w:t>و</w:t>
+      </w:r>
+      <w:r>
+        <w:rPr>
+          <w:rFonts w:hint="cs"/>
+          <w:rtl/>
+          <w:lang w:bidi="ar-SA"/>
+        </w:rPr>
+        <w:t xml:space="preserve"> الأمر ذاته (أفسس 2: 12).</w:t>
       </w:r>
     </w:p>
     <w:p>
@@ -99,47 +134,30 @@
           <w:rtl/>
           <w:lang w:bidi="ar-SA"/>
         </w:rPr>
-        <w:t>إن الناس لطفاء مع بعضهم البعض: هم يتمنون بأن يطول انتظارهم للموت؛ ولأنهم هذا ما يرغبونه يجرؤون بأن يعدوا أنفسهم بأنه هكذا سيكون أيضًا. مَن الذي يحدد مدة الإيجار؟ هل المستأجر أم المالك؟ ... أنت شاب، ومع ذلك لا يمكنك أن تقول بأنك لن تموت قريبًا. قِس التوابيت في المقبرة وستجد بعضها تناسب طولك تمامًا. إن كنا صغار</w:t>
-      </w:r>
-      <w:r>
-        <w:rPr>
-          <w:rFonts w:hint="cs"/>
-          <w:rtl/>
-          <w:lang w:bidi="ar-SA"/>
-        </w:rPr>
-        <w:t>ًا</w:t>
-      </w:r>
-      <w:r>
-        <w:rPr>
-          <w:rFonts w:hint="cs"/>
-          <w:rtl/>
-          <w:lang w:bidi="ar-SA"/>
-        </w:rPr>
-        <w:t xml:space="preserve"> أو كبار الأعمار فنحن في متناول منجل الموت. كبار السن يموتون لكِبَر سنهم، </w:t>
-      </w:r>
-      <w:r>
-        <w:rPr>
-          <w:rFonts w:hint="cs"/>
-          <w:rtl/>
-          <w:lang w:bidi="ar-SA"/>
-        </w:rPr>
-        <w:t xml:space="preserve">لكن الشباب لا يمكنهم أن يمنعوا الموت بأن يصلهم </w:t>
-      </w:r>
-      <w:r>
-        <w:rPr>
-          <w:rFonts w:hint="cs"/>
-          <w:rtl/>
-          <w:lang w:bidi="ar-SA"/>
-        </w:rPr>
-        <w:t xml:space="preserve">هم </w:t>
-      </w:r>
-      <w:r>
-        <w:rPr>
-          <w:rFonts w:hint="cs"/>
-          <w:rtl/>
-          <w:lang w:bidi="ar-SA"/>
-        </w:rPr>
-        <w:t>أيضًا.</w:t>
+        <w:t>إننا نُطالَب بأن نلبس "خوذة الخلاص"، وذلك ليس فقط في مناسبات معينة ومن ثم نخلعها إلى أن يجعلنا الضيق التالي الغير معتاد بأن نتناولها من جديد ونضعها على رؤوسنا. إننا علينا أن نضعها على رؤوسنا وأن لا نخلعها ثانية إلى أن يأخذها الله من علينا ويضع مكانها إكليل المجد</w:t>
+      </w:r>
+      <w:r>
+        <w:rPr>
+          <w:rFonts w:hint="cs"/>
+          <w:rtl/>
+          <w:lang w:bidi="ar-SA"/>
+        </w:rPr>
+        <w:t xml:space="preserve"> "</w:t>
+      </w:r>
+      <w:r>
+        <w:rPr>
+          <w:rtl/>
+          <w:lang w:bidi="ar-SA"/>
+        </w:rPr>
+        <w:t>صَاحِينَ، فَأَلْقُوا رَجَاءَكُمْ بِالتَّمَامِ عَلَى النِّعْمَةِ</w:t>
+      </w:r>
+      <w:r>
+        <w:rPr>
+          <w:rFonts w:hint="cs"/>
+          <w:rtl/>
+          <w:lang w:bidi="ar-SA"/>
+        </w:rPr>
+        <w:t>"، هذه هي مشورة الرسول بطرس (1. بطرس 1: 13).</w:t>
       </w:r>
     </w:p>
     <w:p>
@@ -155,96 +173,186 @@
           <w:rtl/>
           <w:lang w:bidi="ar-SA"/>
         </w:rPr>
-        <w:t>إنه وقت سيء لطلاء السفينة لمنع تسرب الماء داخلها</w:t>
-      </w:r>
-      <w:r>
-        <w:rPr>
-          <w:rtl/>
-        </w:rPr>
-        <w:t xml:space="preserve"> </w:t>
-      </w:r>
-      <w:r>
-        <w:rPr>
-          <w:rtl/>
-          <w:lang w:bidi="ar-SA"/>
-        </w:rPr>
-        <w:t xml:space="preserve">عندما تكون في </w:t>
-      </w:r>
-      <w:r>
-        <w:rPr>
-          <w:rFonts w:hint="cs"/>
-          <w:rtl/>
-          <w:lang w:bidi="ar-SA"/>
-        </w:rPr>
-        <w:t>بحر مائج</w:t>
-      </w:r>
-      <w:r>
-        <w:rPr>
-          <w:rtl/>
-          <w:lang w:bidi="ar-SA"/>
-        </w:rPr>
-        <w:t xml:space="preserve"> وتتقاذفها العواصف.</w:t>
-      </w:r>
-      <w:r>
-        <w:rPr>
-          <w:rFonts w:hint="cs"/>
-          <w:rtl/>
-          <w:lang w:bidi="ar-SA"/>
-        </w:rPr>
-        <w:t xml:space="preserve"> فهذا كان يجب فعله حينما كانت لا زالت في الميناء. ومن السيء أيضًا بأن نبدأ بإعداد عدتنا للسماء ونحن مطروحين على فراش المرض. فكل مَن يبدأ بذلك عندها فقط يكون، ما أخشاه، كائنًا مسكينًا سيذهب إلى الطرف الآخر من الحياة بثوب ردي. ... إنها فقط سماء واحدة. كل مَن تفوته سيعيش في الجحيم إلى الأبد. هنالك مسيح واحد فقط سيُدخلك السماء. كل مَن يرفضه "</w:t>
-      </w:r>
-      <w:r>
-        <w:rPr>
-          <w:rtl/>
-        </w:rPr>
-        <w:t xml:space="preserve"> </w:t>
-      </w:r>
-      <w:r>
-        <w:rPr>
-          <w:rtl/>
-          <w:lang w:bidi="ar-SA"/>
-        </w:rPr>
-        <w:t>لاَ تَبْقَى بَعْدُ ذَبِيحَةٌ عَنِ الْخَطَايَا</w:t>
-      </w:r>
-      <w:r>
-        <w:rPr>
-          <w:rFonts w:hint="cs"/>
-          <w:rtl/>
-          <w:lang w:bidi="ar-SA"/>
-        </w:rPr>
-        <w:t>."</w:t>
+        <w:t xml:space="preserve">الرجاء بالسماء يُبعد العالم عن أفكار المسيحي. كل مَن ينظر إلى السماء لا يبقى له أي خيار إلا بأن يُبعد نظره عن الأرض. كما أن عين الجسد لا تقدر أن تنظر إلى فوق وإلى أسفل في الوقت نفسه هكذا هي عين النفس أيضًا. هنا في هذه الدنيا ليس لي رجاء تقول النفس، ولذا </w:t>
+      </w:r>
+      <w:r>
+        <w:rPr>
+          <w:rFonts w:hint="cs"/>
+          <w:rtl/>
+          <w:lang w:bidi="ar-SA"/>
+        </w:rPr>
+        <w:t>فهي ليست موطني؛ فرجائي هو في السماء من حيث أنتظر مخلصي، وخلاصي الذي سيأتيني به.</w:t>
       </w:r>
     </w:p>
     <w:p>
       <w:pPr>
         <w:rPr>
-          <w:rFonts w:hint="cs"/>
-          <w:lang w:bidi="ar-SA"/>
-        </w:rPr>
-      </w:pPr>
-      <w:r>
-        <w:rPr>
-          <w:rFonts w:hint="cs"/>
-          <w:rtl/>
-          <w:lang w:bidi="ar-SA"/>
-        </w:rPr>
-        <w:t xml:space="preserve">لا أحد سيندم إلا المعلّق فوق هوة الجحيم </w:t>
-      </w:r>
-      <w:r>
-        <w:rPr>
-          <w:rFonts w:hint="cs"/>
-          <w:rtl/>
-          <w:lang w:bidi="ar-SA"/>
-        </w:rPr>
-        <w:t>وهو غير واعٍ للخطر</w:t>
-      </w:r>
-      <w:r>
-        <w:rPr>
-          <w:rFonts w:hint="cs"/>
-          <w:rtl/>
-          <w:lang w:bidi="ar-SA"/>
-        </w:rPr>
-        <w:t>.</w:t>
+          <w:rtl/>
+          <w:lang w:bidi="ar-SA"/>
+        </w:rPr>
+      </w:pPr>
+      <w:r>
+        <w:rPr>
+          <w:rFonts w:hint="cs"/>
+          <w:rtl/>
+          <w:lang w:bidi="ar-SA"/>
+        </w:rPr>
+        <w:t>هل عينك تنظر إلى السماء؟ إنه أكثر مما لو كان العالم في كفّك. أعظم ملك على وجه الأرض سيكون فرحًا وهو في ساعة موته بأن يبادلك تاجه بخوذتك. إن تاجه لا يمكنه أن يؤدي له عمل هذه الخوذة، لكن خوذتك ستحصّل لك الإكليل، إكليلاً، ليس من ذهب، وإنما من مجد والذي متى ما لبسته لن يُنزَع منك إلى الأبد.</w:t>
+      </w:r>
+    </w:p>
+    <w:p>
+      <w:pPr>
+        <w:rPr>
+          <w:rtl/>
+          <w:lang w:bidi="ar-SA"/>
+        </w:rPr>
+      </w:pPr>
+      <w:r>
+        <w:rPr>
+          <w:rFonts w:hint="cs"/>
+          <w:rtl/>
+          <w:lang w:bidi="ar-SA"/>
+        </w:rPr>
+        <w:t xml:space="preserve">لماذا يصبح الناس خاملين ومثقلين في خدمتهم لله؟ لأن رجاءهم هو أيضًا كذلك. انعدام الأمل وفقدان الحياة يسيران على ذات الخط. إنه لا عجب </w:t>
+      </w:r>
+      <w:r>
+        <w:rPr>
+          <w:rtl/>
+          <w:lang w:bidi="ar-SA"/>
+        </w:rPr>
+        <w:t>أن العمل لا يسير على ما يرام عندما لا يكون لدى الناس الأمل في الحصول على أجر جيد.</w:t>
+      </w:r>
+      <w:r>
+        <w:rPr>
+          <w:rFonts w:hint="cs"/>
+          <w:rtl/>
+          <w:lang w:bidi="ar-SA"/>
+        </w:rPr>
+        <w:t xml:space="preserve"> كل مَن يعمل فقط لأجرة ترنيمة واحدة، لن يرنم وهو في عمله. </w:t>
+      </w:r>
+      <w:r>
+        <w:rPr>
+          <w:rFonts w:hint="cs"/>
+          <w:rtl/>
+          <w:lang w:bidi="ar-SA"/>
+        </w:rPr>
+        <w:t>أفضل زبون دائمًا ما يُخدم على أفضل نحو وبأرفع مستوى، وإننا نعتبر أن أفضل زبون هو الذي على الأرجح أفضل مَن يدفع الأجرة. إن فكرنا هكذا عن الله لسوف نترك كل شيء في مكانه وسنخدمه هو لوحده. لا شيء يحرر النفس من الكسل وخمول الروح في خدمتها لله مثل الرجاء المتجدد والذي يُدخل إليها العزيمة. إنه الدواء بذاته الذي وضعه الرسل لهذا المرض: "</w:t>
+      </w:r>
+      <w:r>
+        <w:rPr>
+          <w:rtl/>
+          <w:lang w:bidi="ar-SA"/>
+        </w:rPr>
+        <w:t xml:space="preserve"> وَلكِنَّنَا نَشْتَهِي أَنَّ كُلَّ وَاحِدٍ مِنْكُمْ يُظْهِرُ هذَا الاجْتِهَادَ عَيْنَهُ لِيَقِينِ الرَّجَاءِ إِلَى النِّهَايَةِ، لِكَيْ لاَ تَكُونُوا مُتَبَاطِئِينَ</w:t>
+      </w:r>
+      <w:r>
+        <w:rPr>
+          <w:rFonts w:hint="cs"/>
+          <w:rtl/>
+          <w:lang w:bidi="ar-SA"/>
+        </w:rPr>
+        <w:t>" (عبرانيين 6: 11، 12).</w:t>
+      </w:r>
+    </w:p>
+    <w:p>
+      <w:pPr>
+        <w:rPr>
+          <w:rtl/>
+          <w:lang w:bidi="ar-SA"/>
+        </w:rPr>
+      </w:pPr>
+      <w:r>
+        <w:rPr>
+          <w:rFonts w:hint="cs"/>
+          <w:rtl/>
+          <w:lang w:bidi="ar-SA"/>
+        </w:rPr>
+        <w:t>"</w:t>
+      </w:r>
+      <w:r>
+        <w:rPr>
+          <w:rtl/>
+          <w:lang w:bidi="ar-SA"/>
+        </w:rPr>
+        <w:t>أَيَّ أُنَاسٍ يَجِبُ أَنْ تَكُونُوا أَنْتُمْ فِي سِيرَةٍ مُقَدَّسَةٍ وَتَقْوَى؟ مُنْتَظِرِينَ وَطَالِبِينَ سُرْعَةَ مَجِيءِ يَوْمِ الرَّبِّ،</w:t>
+      </w:r>
+      <w:r>
+        <w:rPr>
+          <w:rFonts w:hint="cs"/>
+          <w:rtl/>
+          <w:lang w:bidi="ar-SA"/>
+        </w:rPr>
+        <w:t>" (2. بطرس 3: 11، 12). عِش بما يتفق مع رجاءك، يا عزيزي المسيحي؛ دع أعمالك</w:t>
+      </w:r>
+      <w:r>
+        <w:rPr>
+          <w:rFonts w:hint="cs"/>
+          <w:rtl/>
+          <w:lang w:bidi="ar-SA"/>
+        </w:rPr>
+        <w:t xml:space="preserve"> تطابق كرامة رجاءك بالسماء. العين تقود القدم. أنت تنتظر الخلاص؛ فاذهب إذًا في الإتجاه الذي تنظر إليه عينك. هنالك كرامة، وإن لم يهتم المسيحي بها في حياته فإنه يجعل دعوته السامية وآماله عرضة للاستهزاء. بأن ننظر عاليًا وأن نحيا دنيويين كم سيكون هذا مهزلة!</w:t>
+      </w:r>
+    </w:p>
+    <w:p>
+      <w:pPr>
+        <w:rPr>
+          <w:rtl/>
+          <w:lang w:bidi="ar-SA"/>
+        </w:rPr>
+      </w:pPr>
+      <w:r>
+        <w:rPr>
+          <w:rFonts w:hint="cs"/>
+          <w:rtl/>
+          <w:lang w:bidi="ar-SA"/>
+        </w:rPr>
+        <w:t>يا ليت رجاؤك يبّخر أشواقك للعالم. "</w:t>
+      </w:r>
+      <w:r>
+        <w:rPr>
+          <w:rtl/>
+          <w:lang w:bidi="ar-SA"/>
+        </w:rPr>
+        <w:t>صَاحِينَ، فَأَلْقُوا رَجَاءَكُمْ</w:t>
+      </w:r>
+      <w:r>
+        <w:rPr>
+          <w:rFonts w:hint="cs"/>
+          <w:rtl/>
+          <w:lang w:bidi="ar-SA"/>
+        </w:rPr>
+        <w:t xml:space="preserve">"، يقول الرسول (1. بطرس 1: 13). كل مَن يتوقع الكثير في عالم آخر يمكنه أن يكون راضيًا بالقليل في هذا العالم. </w:t>
+      </w:r>
+      <w:r>
+        <w:rPr>
+          <w:rtl/>
+          <w:lang w:bidi="ar-SA"/>
+        </w:rPr>
+        <w:t>ليس هناك ما هو أسوأ بالنسبة للرجاء السماوي من القلب الأرضي.</w:t>
+      </w:r>
+    </w:p>
+    <w:p>
+      <w:pPr>
+        <w:rPr>
+          <w:rFonts w:hint="cs"/>
+          <w:lang w:bidi="ar-SA"/>
+        </w:rPr>
+      </w:pPr>
+      <w:r>
+        <w:rPr>
+          <w:rFonts w:hint="cs"/>
+          <w:rtl/>
+          <w:lang w:bidi="ar-SA"/>
+        </w:rPr>
+        <w:t xml:space="preserve">أنا ليس لدي أي شك </w:t>
+      </w:r>
+      <w:r>
+        <w:rPr>
+          <w:rFonts w:hint="cs"/>
+          <w:rtl/>
+          <w:lang w:bidi="ar-SA"/>
+        </w:rPr>
+        <w:t>بأن كل قارئ مهتم يتفق بأننا سنزداد اقترابًا في رجائنا من السماء كلما ازداد ابتعادنا فيما نتمناه عن الأرض. كل مَن يقف على قمم السماء تلك، فستبدو له أقذار العالم بقدر ذرة غبار صغيرة.</w:t>
       </w:r>
     </w:p>
     <w:sectPr>
@@ -691,6 +799,29 @@
     <w:semiHidden/>
     <w:unhideWhenUsed/>
   </w:style>
+  <w:style w:type="character" w:styleId="Hyperlink">
+    <w:name w:val="Hyperlink"/>
+    <w:basedOn w:val="DefaultParagraphFont"/>
+    <w:uiPriority w:val="99"/>
+    <w:unhideWhenUsed/>
+    <w:rsid w:val="00A532F0"/>
+    <w:rPr>
+      <w:color w:val="0563C1" w:themeColor="hyperlink"/>
+      <w:u w:val="single"/>
+    </w:rPr>
+  </w:style>
+  <w:style w:type="character" w:styleId="UnresolvedMention">
+    <w:name w:val="Unresolved Mention"/>
+    <w:basedOn w:val="DefaultParagraphFont"/>
+    <w:uiPriority w:val="99"/>
+    <w:semiHidden/>
+    <w:unhideWhenUsed/>
+    <w:rsid w:val="00A532F0"/>
+    <w:rPr>
+      <w:color w:val="605E5C"/>
+      <w:shd w:val="clear" w:color="auto" w:fill="E1DFDD"/>
+    </w:rPr>
+  </w:style>
 </w:styles>
 </file>
 

--- a/docs/downloads/william-gurnall/تم/doc_0532.docx
+++ b/docs/downloads/william-gurnall/تم/doc_0532.docx
@@ -8,15 +8,12 @@
           <w:rtl/>
         </w:rPr>
       </w:pPr>
-      <w:hyperlink r:id="rId4" w:history="1">
-        <w:r>
-          <w:rPr>
-            <w:rStyle w:val="Hyperlink"/>
-            <w:rtl/>
-          </w:rPr>
-          <w:t>رجاء</w:t>
-        </w:r>
-      </w:hyperlink>
+      <w:r>
+        <w:rPr>
+          <w:rtl/>
+        </w:rPr>
+        <w:t>الْوَقْتُ مُقَصَّرٌ</w:t>
+      </w:r>
     </w:p>
     <w:p>
       <w:pPr>
@@ -39,22 +36,7 @@
           <w:rtl/>
           <w:lang w:bidi="ar-SA"/>
         </w:rPr>
-        <w:t>"</w:t>
-      </w:r>
-      <w:r>
-        <w:rPr>
-          <w:rtl/>
-          <w:lang w:bidi="ar-SA"/>
-        </w:rPr>
-        <w:t xml:space="preserve"> لأَنَّ كُلَّ مَا سَبَقَ فَكُتِبَ كُتِبَ لأَجْلِ تَعْلِيمِنَا، حَتَّى بِالصَّبْرِ وَالتَّعْزِيَةِ بِمَا فِي الْكُتُبِ يَكُونُ لَنَا رَجَاءٌ.</w:t>
-      </w:r>
-      <w:r>
-        <w:rPr>
-          <w:rFonts w:hint="cs"/>
-          <w:rtl/>
-          <w:lang w:bidi="ar-SA"/>
-        </w:rPr>
-        <w:t>" (رومية 15: 4).</w:t>
+        <w:t>كثار من الناس عطشانين ولكنهم لا يعطشون للمسيح. إنه عطش أرضي والمزيد من العطش الأرضي، ويظهر أنهم لا يكتفون منه إلى أن يأتي الموت ويسد أفواههم.</w:t>
       </w:r>
     </w:p>
     <w:p>
@@ -70,23 +52,7 @@
           <w:rtl/>
           <w:lang w:bidi="ar-SA"/>
         </w:rPr>
-        <w:t>الرجاء له عين ترى السماء في أيام ملبدة بالغيوم، مرساة</w:t>
-      </w:r>
-      <w:r>
-        <w:rPr>
-          <w:rFonts w:hint="cs"/>
-          <w:rtl/>
-          <w:lang w:bidi="ar-SA"/>
-        </w:rPr>
-        <w:t>ٌ</w:t>
-      </w:r>
-      <w:r>
-        <w:rPr>
-          <w:rFonts w:hint="cs"/>
-          <w:rtl/>
-          <w:lang w:bidi="ar-SA"/>
-        </w:rPr>
-        <w:t xml:space="preserve"> تجد أرضًا ثابتة بين مجتمعات المياه.</w:t>
+        <w:t>اخضرار وصدأ ذهبهم وفضتهم التي حصلوا عليها من كدّ عملهم ستقف لتدين الكثيرين قائلة: "لقد تعبت وتكبدت العناء من أجلنا نحن الذين صدئنا الآن وصرنا ترابًا، ولكن ها أنت تعرض عن حقل كلمة الله الذي فيه كنز لا يفنى مفضلاً تركه من أن تبذل جهدك لأجله."</w:t>
       </w:r>
     </w:p>
     <w:p>
@@ -102,23 +68,22 @@
           <w:rtl/>
           <w:lang w:bidi="ar-SA"/>
         </w:rPr>
-        <w:t>الرجاء الحقيقي جوهرة لا تلبسها إلا عروس المسيح، هو نعمة لا يعرفها إلا قلب المؤمن. من دون المسيح ومن دون رجاء ه</w:t>
-      </w:r>
-      <w:r>
-        <w:rPr>
-          <w:rFonts w:hint="cs"/>
-          <w:rtl/>
-          <w:lang w:bidi="ar-SA"/>
-        </w:rPr>
-        <w:t>و</w:t>
-      </w:r>
-      <w:r>
-        <w:rPr>
-          <w:rFonts w:hint="cs"/>
-          <w:rtl/>
-          <w:lang w:bidi="ar-SA"/>
-        </w:rPr>
-        <w:t xml:space="preserve"> الأمر ذاته (أفسس 2: 12).</w:t>
+        <w:t>وقتك قصير ودربك طويلة. هل من الحكمة أن تصرف على أجرة مسكنك الذي سوف تتركه وتنسى الأشياء التي سوف تأخذها معك؟ قبل نضوج ثمر ما أنت تزرعه الآن ربما تكون قد صرت في القبر. "</w:t>
+      </w:r>
+      <w:r>
+        <w:rPr>
+          <w:rtl/>
+          <w:lang w:bidi="ar-SA"/>
+        </w:rPr>
+        <w:t>الْوَقْتُ مُقَصَّرٌ</w:t>
+      </w:r>
+      <w:r>
+        <w:rPr>
+          <w:rFonts w:hint="cs"/>
+          <w:rtl/>
+          <w:lang w:bidi="ar-SA"/>
+        </w:rPr>
+        <w:t>" يقول الرسول (1. كورنثوس 7: 29).</w:t>
       </w:r>
     </w:p>
     <w:p>
@@ -134,30 +99,47 @@
           <w:rtl/>
           <w:lang w:bidi="ar-SA"/>
         </w:rPr>
-        <w:t>إننا نُطالَب بأن نلبس "خوذة الخلاص"، وذلك ليس فقط في مناسبات معينة ومن ثم نخلعها إلى أن يجعلنا الضيق التالي الغير معتاد بأن نتناولها من جديد ونضعها على رؤوسنا. إننا علينا أن نضعها على رؤوسنا وأن لا نخلعها ثانية إلى أن يأخذها الله من علينا ويضع مكانها إكليل المجد</w:t>
-      </w:r>
-      <w:r>
-        <w:rPr>
-          <w:rFonts w:hint="cs"/>
-          <w:rtl/>
-          <w:lang w:bidi="ar-SA"/>
-        </w:rPr>
-        <w:t xml:space="preserve"> "</w:t>
-      </w:r>
-      <w:r>
-        <w:rPr>
-          <w:rtl/>
-          <w:lang w:bidi="ar-SA"/>
-        </w:rPr>
-        <w:t>صَاحِينَ، فَأَلْقُوا رَجَاءَكُمْ بِالتَّمَامِ عَلَى النِّعْمَةِ</w:t>
-      </w:r>
-      <w:r>
-        <w:rPr>
-          <w:rFonts w:hint="cs"/>
-          <w:rtl/>
-          <w:lang w:bidi="ar-SA"/>
-        </w:rPr>
-        <w:t>"، هذه هي مشورة الرسول بطرس (1. بطرس 1: 13).</w:t>
+        <w:t>إن الناس لطفاء مع بعضهم البعض: هم يتمنون بأن يطول انتظارهم للموت؛ ولأنهم هذا ما يرغبونه يجرؤون بأن يعدوا أنفسهم بأنه هكذا سيكون أيضًا. مَن الذي يحدد مدة الإيجار؟ هل المستأجر أم المالك؟ ... أنت شاب، ومع ذلك لا يمكنك أن تقول بأنك لن تموت قريبًا. قِس التوابيت في المقبرة وستجد بعضها تناسب طولك تمامًا. إن كنا صغار</w:t>
+      </w:r>
+      <w:r>
+        <w:rPr>
+          <w:rFonts w:hint="cs"/>
+          <w:rtl/>
+          <w:lang w:bidi="ar-SA"/>
+        </w:rPr>
+        <w:t>ًا</w:t>
+      </w:r>
+      <w:r>
+        <w:rPr>
+          <w:rFonts w:hint="cs"/>
+          <w:rtl/>
+          <w:lang w:bidi="ar-SA"/>
+        </w:rPr>
+        <w:t xml:space="preserve"> أو كبار الأعمار فنحن في متناول منجل الموت. كبار السن يموتون لكِبَر سنهم، </w:t>
+      </w:r>
+      <w:r>
+        <w:rPr>
+          <w:rFonts w:hint="cs"/>
+          <w:rtl/>
+          <w:lang w:bidi="ar-SA"/>
+        </w:rPr>
+        <w:t xml:space="preserve">لكن الشباب لا يمكنهم أن يمنعوا الموت بأن يصلهم </w:t>
+      </w:r>
+      <w:r>
+        <w:rPr>
+          <w:rFonts w:hint="cs"/>
+          <w:rtl/>
+          <w:lang w:bidi="ar-SA"/>
+        </w:rPr>
+        <w:t xml:space="preserve">هم </w:t>
+      </w:r>
+      <w:r>
+        <w:rPr>
+          <w:rFonts w:hint="cs"/>
+          <w:rtl/>
+          <w:lang w:bidi="ar-SA"/>
+        </w:rPr>
+        <w:t>أيضًا.</w:t>
       </w:r>
     </w:p>
     <w:p>
@@ -173,21 +155,70 @@
           <w:rtl/>
           <w:lang w:bidi="ar-SA"/>
         </w:rPr>
-        <w:t xml:space="preserve">الرجاء بالسماء يُبعد العالم عن أفكار المسيحي. كل مَن ينظر إلى السماء لا يبقى له أي خيار إلا بأن يُبعد نظره عن الأرض. كما أن عين الجسد لا تقدر أن تنظر إلى فوق وإلى أسفل في الوقت نفسه هكذا هي عين النفس أيضًا. هنا في هذه الدنيا ليس لي رجاء تقول النفس، ولذا </w:t>
-      </w:r>
-      <w:r>
-        <w:rPr>
-          <w:rFonts w:hint="cs"/>
-          <w:rtl/>
-          <w:lang w:bidi="ar-SA"/>
-        </w:rPr>
-        <w:t>فهي ليست موطني؛ فرجائي هو في السماء من حيث أنتظر مخلصي، وخلاصي الذي سيأتيني به.</w:t>
+        <w:t>إنه وقت سيء لطلاء السفينة لمنع تسرب الماء داخلها</w:t>
+      </w:r>
+      <w:r>
+        <w:rPr>
+          <w:rtl/>
+        </w:rPr>
+        <w:t xml:space="preserve"> </w:t>
+      </w:r>
+      <w:r>
+        <w:rPr>
+          <w:rtl/>
+          <w:lang w:bidi="ar-SA"/>
+        </w:rPr>
+        <w:t xml:space="preserve">عندما تكون في </w:t>
+      </w:r>
+      <w:r>
+        <w:rPr>
+          <w:rFonts w:hint="cs"/>
+          <w:rtl/>
+          <w:lang w:bidi="ar-SA"/>
+        </w:rPr>
+        <w:t>بحر مائج</w:t>
+      </w:r>
+      <w:r>
+        <w:rPr>
+          <w:rtl/>
+          <w:lang w:bidi="ar-SA"/>
+        </w:rPr>
+        <w:t xml:space="preserve"> وتتقاذفها العواصف.</w:t>
+      </w:r>
+      <w:r>
+        <w:rPr>
+          <w:rFonts w:hint="cs"/>
+          <w:rtl/>
+          <w:lang w:bidi="ar-SA"/>
+        </w:rPr>
+        <w:t xml:space="preserve"> فهذا كان يجب فعله حينما كانت لا زالت في الميناء. ومن السيء أيضًا بأن نبدأ بإعداد عدتنا للسماء ونحن مطروحين على فراش المرض. فكل مَن يبدأ بذلك عندها فقط يكون، ما أخشاه، كائنًا مسكينًا سيذهب إلى الطرف الآخر من الحياة بثوب ردي. ... إنها فقط سماء واحدة. كل مَن تفوته سيعيش في الجحيم إلى الأبد. هنالك مسيح واحد فقط سيُدخلك السماء. كل مَن يرفضه "</w:t>
+      </w:r>
+      <w:r>
+        <w:rPr>
+          <w:rtl/>
+        </w:rPr>
+        <w:t xml:space="preserve"> </w:t>
+      </w:r>
+      <w:r>
+        <w:rPr>
+          <w:rtl/>
+          <w:lang w:bidi="ar-SA"/>
+        </w:rPr>
+        <w:t>لاَ تَبْقَى بَعْدُ ذَبِيحَةٌ عَنِ الْخَطَايَا</w:t>
+      </w:r>
+      <w:r>
+        <w:rPr>
+          <w:rFonts w:hint="cs"/>
+          <w:rtl/>
+          <w:lang w:bidi="ar-SA"/>
+        </w:rPr>
+        <w:t>."</w:t>
       </w:r>
     </w:p>
     <w:p>
       <w:pPr>
         <w:rPr>
-          <w:rtl/>
+          <w:rFonts w:hint="cs"/>
           <w:lang w:bidi="ar-SA"/>
         </w:rPr>
       </w:pPr>
@@ -197,162 +228,23 @@
           <w:rtl/>
           <w:lang w:bidi="ar-SA"/>
         </w:rPr>
-        <w:t>هل عينك تنظر إلى السماء؟ إنه أكثر مما لو كان العالم في كفّك. أعظم ملك على وجه الأرض سيكون فرحًا وهو في ساعة موته بأن يبادلك تاجه بخوذتك. إن تاجه لا يمكنه أن يؤدي له عمل هذه الخوذة، لكن خوذتك ستحصّل لك الإكليل، إكليلاً، ليس من ذهب، وإنما من مجد والذي متى ما لبسته لن يُنزَع منك إلى الأبد.</w:t>
-      </w:r>
-    </w:p>
-    <w:p>
-      <w:pPr>
-        <w:rPr>
-          <w:rtl/>
-          <w:lang w:bidi="ar-SA"/>
-        </w:rPr>
-      </w:pPr>
-      <w:r>
-        <w:rPr>
-          <w:rFonts w:hint="cs"/>
-          <w:rtl/>
-          <w:lang w:bidi="ar-SA"/>
-        </w:rPr>
-        <w:t xml:space="preserve">لماذا يصبح الناس خاملين ومثقلين في خدمتهم لله؟ لأن رجاءهم هو أيضًا كذلك. انعدام الأمل وفقدان الحياة يسيران على ذات الخط. إنه لا عجب </w:t>
-      </w:r>
-      <w:r>
-        <w:rPr>
-          <w:rtl/>
-          <w:lang w:bidi="ar-SA"/>
-        </w:rPr>
-        <w:t>أن العمل لا يسير على ما يرام عندما لا يكون لدى الناس الأمل في الحصول على أجر جيد.</w:t>
-      </w:r>
-      <w:r>
-        <w:rPr>
-          <w:rFonts w:hint="cs"/>
-          <w:rtl/>
-          <w:lang w:bidi="ar-SA"/>
-        </w:rPr>
-        <w:t xml:space="preserve"> كل مَن يعمل فقط لأجرة ترنيمة واحدة، لن يرنم وهو في عمله. </w:t>
-      </w:r>
-      <w:r>
-        <w:rPr>
-          <w:rFonts w:hint="cs"/>
-          <w:rtl/>
-          <w:lang w:bidi="ar-SA"/>
-        </w:rPr>
-        <w:t>أفضل زبون دائمًا ما يُخدم على أفضل نحو وبأرفع مستوى، وإننا نعتبر أن أفضل زبون هو الذي على الأرجح أفضل مَن يدفع الأجرة. إن فكرنا هكذا عن الله لسوف نترك كل شيء في مكانه وسنخدمه هو لوحده. لا شيء يحرر النفس من الكسل وخمول الروح في خدمتها لله مثل الرجاء المتجدد والذي يُدخل إليها العزيمة. إنه الدواء بذاته الذي وضعه الرسل لهذا المرض: "</w:t>
-      </w:r>
-      <w:r>
-        <w:rPr>
-          <w:rtl/>
-          <w:lang w:bidi="ar-SA"/>
-        </w:rPr>
-        <w:t xml:space="preserve"> وَلكِنَّنَا نَشْتَهِي أَنَّ كُلَّ وَاحِدٍ مِنْكُمْ يُظْهِرُ هذَا الاجْتِهَادَ عَيْنَهُ لِيَقِينِ الرَّجَاءِ إِلَى النِّهَايَةِ، لِكَيْ لاَ تَكُونُوا مُتَبَاطِئِينَ</w:t>
-      </w:r>
-      <w:r>
-        <w:rPr>
-          <w:rFonts w:hint="cs"/>
-          <w:rtl/>
-          <w:lang w:bidi="ar-SA"/>
-        </w:rPr>
-        <w:t>" (عبرانيين 6: 11، 12).</w:t>
-      </w:r>
-    </w:p>
-    <w:p>
-      <w:pPr>
-        <w:rPr>
-          <w:rtl/>
-          <w:lang w:bidi="ar-SA"/>
-        </w:rPr>
-      </w:pPr>
-      <w:r>
-        <w:rPr>
-          <w:rFonts w:hint="cs"/>
-          <w:rtl/>
-          <w:lang w:bidi="ar-SA"/>
-        </w:rPr>
-        <w:t>"</w:t>
-      </w:r>
-      <w:r>
-        <w:rPr>
-          <w:rtl/>
-          <w:lang w:bidi="ar-SA"/>
-        </w:rPr>
-        <w:t>أَيَّ أُنَاسٍ يَجِبُ أَنْ تَكُونُوا أَنْتُمْ فِي سِيرَةٍ مُقَدَّسَةٍ وَتَقْوَى؟ مُنْتَظِرِينَ وَطَالِبِينَ سُرْعَةَ مَجِيءِ يَوْمِ الرَّبِّ،</w:t>
-      </w:r>
-      <w:r>
-        <w:rPr>
-          <w:rFonts w:hint="cs"/>
-          <w:rtl/>
-          <w:lang w:bidi="ar-SA"/>
-        </w:rPr>
-        <w:t>" (2. بطرس 3: 11، 12). عِش بما يتفق مع رجاءك، يا عزيزي المسيحي؛ دع أعمالك</w:t>
-      </w:r>
-      <w:r>
-        <w:rPr>
-          <w:rFonts w:hint="cs"/>
-          <w:rtl/>
-          <w:lang w:bidi="ar-SA"/>
-        </w:rPr>
-        <w:t xml:space="preserve"> تطابق كرامة رجاءك بالسماء. العين تقود القدم. أنت تنتظر الخلاص؛ فاذهب إذًا في الإتجاه الذي تنظر إليه عينك. هنالك كرامة، وإن لم يهتم المسيحي بها في حياته فإنه يجعل دعوته السامية وآماله عرضة للاستهزاء. بأن ننظر عاليًا وأن نحيا دنيويين كم سيكون هذا مهزلة!</w:t>
-      </w:r>
-    </w:p>
-    <w:p>
-      <w:pPr>
-        <w:rPr>
-          <w:rtl/>
-          <w:lang w:bidi="ar-SA"/>
-        </w:rPr>
-      </w:pPr>
-      <w:r>
-        <w:rPr>
-          <w:rFonts w:hint="cs"/>
-          <w:rtl/>
-          <w:lang w:bidi="ar-SA"/>
-        </w:rPr>
-        <w:t>يا ليت رجاؤك يبّخر أشواقك للعالم. "</w:t>
-      </w:r>
-      <w:r>
-        <w:rPr>
-          <w:rtl/>
-          <w:lang w:bidi="ar-SA"/>
-        </w:rPr>
-        <w:t>صَاحِينَ، فَأَلْقُوا رَجَاءَكُمْ</w:t>
-      </w:r>
-      <w:r>
-        <w:rPr>
-          <w:rFonts w:hint="cs"/>
-          <w:rtl/>
-          <w:lang w:bidi="ar-SA"/>
-        </w:rPr>
-        <w:t xml:space="preserve">"، يقول الرسول (1. بطرس 1: 13). كل مَن يتوقع الكثير في عالم آخر يمكنه أن يكون راضيًا بالقليل في هذا العالم. </w:t>
-      </w:r>
-      <w:r>
-        <w:rPr>
-          <w:rtl/>
-          <w:lang w:bidi="ar-SA"/>
-        </w:rPr>
-        <w:t>ليس هناك ما هو أسوأ بالنسبة للرجاء السماوي من القلب الأرضي.</w:t>
-      </w:r>
-    </w:p>
-    <w:p>
-      <w:pPr>
-        <w:rPr>
-          <w:rFonts w:hint="cs"/>
-          <w:lang w:bidi="ar-SA"/>
-        </w:rPr>
-      </w:pPr>
-      <w:r>
-        <w:rPr>
-          <w:rFonts w:hint="cs"/>
-          <w:rtl/>
-          <w:lang w:bidi="ar-SA"/>
-        </w:rPr>
-        <w:t xml:space="preserve">أنا ليس لدي أي شك </w:t>
-      </w:r>
-      <w:r>
-        <w:rPr>
-          <w:rFonts w:hint="cs"/>
-          <w:rtl/>
-          <w:lang w:bidi="ar-SA"/>
-        </w:rPr>
-        <w:t>بأن كل قارئ مهتم يتفق بأننا سنزداد اقترابًا في رجائنا من السماء كلما ازداد ابتعادنا فيما نتمناه عن الأرض. كل مَن يقف على قمم السماء تلك، فستبدو له أقذار العالم بقدر ذرة غبار صغيرة.</w:t>
+        <w:t xml:space="preserve">لا أحد سيندم إلا المعلّق فوق هوة الجحيم </w:t>
+      </w:r>
+      <w:r>
+        <w:rPr>
+          <w:rFonts w:hint="cs"/>
+          <w:rtl/>
+          <w:lang w:bidi="ar-SA"/>
+        </w:rPr>
+        <w:t>وهو غير واعٍ للخطر</w:t>
+      </w:r>
+      <w:r>
+        <w:rPr>
+          <w:rFonts w:hint="cs"/>
+          <w:rtl/>
+          <w:lang w:bidi="ar-SA"/>
+        </w:rPr>
+        <w:t>.</w:t>
       </w:r>
     </w:p>
     <w:sectPr>
@@ -799,29 +691,6 @@
     <w:semiHidden/>
     <w:unhideWhenUsed/>
   </w:style>
-  <w:style w:type="character" w:styleId="Hyperlink">
-    <w:name w:val="Hyperlink"/>
-    <w:basedOn w:val="DefaultParagraphFont"/>
-    <w:uiPriority w:val="99"/>
-    <w:unhideWhenUsed/>
-    <w:rsid w:val="00A532F0"/>
-    <w:rPr>
-      <w:color w:val="0563C1" w:themeColor="hyperlink"/>
-      <w:u w:val="single"/>
-    </w:rPr>
-  </w:style>
-  <w:style w:type="character" w:styleId="UnresolvedMention">
-    <w:name w:val="Unresolved Mention"/>
-    <w:basedOn w:val="DefaultParagraphFont"/>
-    <w:uiPriority w:val="99"/>
-    <w:semiHidden/>
-    <w:unhideWhenUsed/>
-    <w:rsid w:val="00A532F0"/>
-    <w:rPr>
-      <w:color w:val="605E5C"/>
-      <w:shd w:val="clear" w:color="auto" w:fill="E1DFDD"/>
-    </w:rPr>
-  </w:style>
 </w:styles>
 </file>
 

--- a/docs/downloads/william-gurnall/تم/doc_0532.docx
+++ b/docs/downloads/william-gurnall/تم/doc_0532.docx
@@ -6,20 +6,31 @@
       <w:pPr>
         <w:rPr>
           <w:rtl/>
+          <w:lang w:bidi="ar-SA"/>
         </w:rPr>
       </w:pPr>
-      <w:r>
-        <w:rPr>
-          <w:rtl/>
-        </w:rPr>
-        <w:t>الْوَقْتُ مُقَصَّرٌ</w:t>
-      </w:r>
+      <w:hyperlink r:id="rId4" w:history="1">
+        <w:r>
+          <w:rPr>
+            <w:rStyle w:val="Hyperlink"/>
+            <w:rtl/>
+            <w:lang w:bidi="ar-SA"/>
+          </w:rPr>
+          <w:t>الصلاة - متى نصلي؟</w:t>
+        </w:r>
+      </w:hyperlink>
     </w:p>
     <w:p>
       <w:pPr>
         <w:bidi w:val="0"/>
+        <w:rPr>
+          <w:lang w:bidi="ar-SA"/>
+        </w:rPr>
       </w:pPr>
       <w:r>
+        <w:rPr>
+          <w:lang w:bidi="ar-SA"/>
+        </w:rPr>
         <w:t>William Gurnall</w:t>
       </w:r>
     </w:p>
@@ -36,7 +47,7 @@
           <w:rtl/>
           <w:lang w:bidi="ar-SA"/>
         </w:rPr>
-        <w:t>كثار من الناس عطشانين ولكنهم لا يعطشون للمسيح. إنه عطش أرضي والمزيد من العطش الأرضي، ويظهر أنهم لا يكتفون منه إلى أن يأتي الموت ويسد أفواههم.</w:t>
+        <w:t>الصلاة في وقت الضيق. حتى إن ليس بإمكان نعمة عابرة أن تبقي الصلاة على قيد الحياة، إلا أن الصلاة سيكون لها تأثير قوي على إبقاء القلب حيًا إن انتهت النعمة. إن اندفن ما يمتلكه الإنسان وثقته في ذات القبر، فسوف يكون أمرًا مؤسفًا. لا أحد يحتمل فقدان فرحه بصبر كالذي وهو فيه تدرب في الصلاة. كلما ازداد داود في صلاته لأجل ابنه وهو على قيد الحياة، كلما كانت دموعه أقل التي سكبها عند موته.</w:t>
       </w:r>
     </w:p>
     <w:p>
@@ -52,7 +63,45 @@
           <w:rtl/>
           <w:lang w:bidi="ar-SA"/>
         </w:rPr>
-        <w:t>اخضرار وصدأ ذهبهم وفضتهم التي حصلوا عليها من كدّ عملهم ستقف لتدين الكثيرين قائلة: "لقد تعبت وتكبدت العناء من أجلنا نحن الذين صدئنا الآن وصرنا ترابًا، ولكن ها أنت تعرض عن حقل كلمة الله الذي فيه كنز لا يفنى مفضلاً تركه من أن تبذل جهدك لأجله."</w:t>
+        <w:t>الصلاة في وقت السلامة. الصلاة ليست معطف شتاء. صحيح أننا نرتديه في الشتاء، لكن لا يجوز أن نخلعه في سلامة الصيف. إن رأيت مصليًا عليك أن تنتظر إلى أن تبرق وترعد وأن تجيء العاصفة. صلِّ في السلامة، حتى تتقدم في الصدمات. اعترف بالله الآن حتى يعترف بك حينها. هل سنرحب بالصديق الذي لا يقوم بزيارتنا إلا إن أراد أن يستعير منا شيئًا؟ صلِّ في السلامة حتى لا تقع في هذا الأمر. السلامة هي ليست صديق لذاكرتنا، لذا كثيرًا ما لنا إنذار بأن ننتبه متى ما نكون في خير، حتى لا ننسى الله. في الكتاب ترى بأن أكبر سقوط للمؤمنين كان وهم موجودين على أكثر أرضية مستوية</w:t>
+      </w:r>
+      <w:r>
+        <w:rPr>
+          <w:rFonts w:hint="cs"/>
+          <w:rtl/>
+          <w:lang w:bidi="ar-SA"/>
+        </w:rPr>
+        <w:t xml:space="preserve">. نوح الذي رأى كيف غرق كل العالم في المياه، </w:t>
+      </w:r>
+      <w:r>
+        <w:rPr>
+          <w:rtl/>
+          <w:lang w:bidi="ar-SA"/>
+        </w:rPr>
+        <w:t xml:space="preserve">كان بالكاد آمناً على الأرض عندما 'غرق' في </w:t>
+      </w:r>
+      <w:r>
+        <w:rPr>
+          <w:rFonts w:hint="cs"/>
+          <w:rtl/>
+          <w:lang w:bidi="ar-SA"/>
+        </w:rPr>
+        <w:t>الخمر</w:t>
+      </w:r>
+      <w:r>
+        <w:rPr>
+          <w:rtl/>
+          <w:lang w:bidi="ar-SA"/>
+        </w:rPr>
+        <w:t>.</w:t>
+      </w:r>
+      <w:r>
+        <w:rPr>
+          <w:rFonts w:hint="cs"/>
+          <w:rtl/>
+          <w:lang w:bidi="ar-SA"/>
+        </w:rPr>
+        <w:t xml:space="preserve"> قلب داود كان ثابتًا عندما كان في البرية، لكن عينه الشهوانية رفرفت وتجولت عندما كان على شرفة سطح قصره.</w:t>
       </w:r>
     </w:p>
     <w:p>
@@ -68,28 +117,13 @@
           <w:rtl/>
           <w:lang w:bidi="ar-SA"/>
         </w:rPr>
-        <w:t>وقتك قصير ودربك طويلة. هل من الحكمة أن تصرف على أجرة مسكنك الذي سوف تتركه وتنسى الأشياء التي سوف تأخذها معك؟ قبل نضوج ثمر ما أنت تزرعه الآن ربما تكون قد صرت في القبر. "</w:t>
-      </w:r>
-      <w:r>
-        <w:rPr>
-          <w:rtl/>
-          <w:lang w:bidi="ar-SA"/>
-        </w:rPr>
-        <w:t>الْوَقْتُ مُقَصَّرٌ</w:t>
-      </w:r>
-      <w:r>
-        <w:rPr>
-          <w:rFonts w:hint="cs"/>
-          <w:rtl/>
-          <w:lang w:bidi="ar-SA"/>
-        </w:rPr>
-        <w:t>" يقول الرسول (1. كورنثوس 7: 29).</w:t>
+        <w:t>صلاة الصباح والمساء. الصلاة يجب أن تفتتح الصباح وتختم المساء. إننا لا نُظهر بأننا مسيحيين إن لم نفتح أعيننا بالصلاة، عند نهوضنا ونغمضها بذات المفتاح عند ذهابنا للنوم. عدا عن ذلك يحق لك أن تصلي بقدر ما تريد.</w:t>
       </w:r>
     </w:p>
     <w:p>
       <w:pPr>
         <w:rPr>
-          <w:rtl/>
+          <w:rFonts w:hint="cs"/>
           <w:lang w:bidi="ar-SA"/>
         </w:rPr>
       </w:pPr>
@@ -99,152 +133,31 @@
           <w:rtl/>
           <w:lang w:bidi="ar-SA"/>
         </w:rPr>
-        <w:t>إن الناس لطفاء مع بعضهم البعض: هم يتمنون بأن يطول انتظارهم للموت؛ ولأنهم هذا ما يرغبونه يجرؤون بأن يعدوا أنفسهم بأنه هكذا سيكون أيضًا. مَن الذي يحدد مدة الإيجار؟ هل المستأجر أم المالك؟ ... أنت شاب، ومع ذلك لا يمكنك أن تقول بأنك لن تموت قريبًا. قِس التوابيت في المقبرة وستجد بعضها تناسب طولك تمامًا. إن كنا صغار</w:t>
-      </w:r>
-      <w:r>
-        <w:rPr>
-          <w:rFonts w:hint="cs"/>
-          <w:rtl/>
-          <w:lang w:bidi="ar-SA"/>
-        </w:rPr>
-        <w:t>ًا</w:t>
-      </w:r>
-      <w:r>
-        <w:rPr>
-          <w:rFonts w:hint="cs"/>
-          <w:rtl/>
-          <w:lang w:bidi="ar-SA"/>
-        </w:rPr>
-        <w:t xml:space="preserve"> أو كبار الأعمار فنحن في متناول منجل الموت. كبار السن يموتون لكِبَر سنهم، </w:t>
-      </w:r>
-      <w:r>
-        <w:rPr>
-          <w:rFonts w:hint="cs"/>
-          <w:rtl/>
-          <w:lang w:bidi="ar-SA"/>
-        </w:rPr>
-        <w:t xml:space="preserve">لكن الشباب لا يمكنهم أن يمنعوا الموت بأن يصلهم </w:t>
-      </w:r>
-      <w:r>
-        <w:rPr>
-          <w:rFonts w:hint="cs"/>
-          <w:rtl/>
-          <w:lang w:bidi="ar-SA"/>
-        </w:rPr>
-        <w:t xml:space="preserve">هم </w:t>
-      </w:r>
-      <w:r>
-        <w:rPr>
-          <w:rFonts w:hint="cs"/>
-          <w:rtl/>
-          <w:lang w:bidi="ar-SA"/>
-        </w:rPr>
-        <w:t>أيضًا.</w:t>
-      </w:r>
-    </w:p>
-    <w:p>
-      <w:pPr>
-        <w:rPr>
-          <w:rtl/>
-          <w:lang w:bidi="ar-SA"/>
-        </w:rPr>
-      </w:pPr>
-      <w:r>
-        <w:rPr>
-          <w:rFonts w:hint="cs"/>
-          <w:rtl/>
-          <w:lang w:bidi="ar-SA"/>
-        </w:rPr>
-        <w:t>إنه وقت سيء لطلاء السفينة لمنع تسرب الماء داخلها</w:t>
-      </w:r>
-      <w:r>
-        <w:rPr>
-          <w:rtl/>
-        </w:rPr>
-        <w:t xml:space="preserve"> </w:t>
-      </w:r>
-      <w:r>
-        <w:rPr>
-          <w:rtl/>
-          <w:lang w:bidi="ar-SA"/>
-        </w:rPr>
-        <w:t xml:space="preserve">عندما تكون في </w:t>
-      </w:r>
-      <w:r>
-        <w:rPr>
-          <w:rFonts w:hint="cs"/>
-          <w:rtl/>
-          <w:lang w:bidi="ar-SA"/>
-        </w:rPr>
-        <w:t>بحر مائج</w:t>
-      </w:r>
-      <w:r>
-        <w:rPr>
-          <w:rtl/>
-          <w:lang w:bidi="ar-SA"/>
-        </w:rPr>
-        <w:t xml:space="preserve"> وتتقاذفها العواصف.</w:t>
-      </w:r>
-      <w:r>
-        <w:rPr>
-          <w:rFonts w:hint="cs"/>
-          <w:rtl/>
-          <w:lang w:bidi="ar-SA"/>
-        </w:rPr>
-        <w:t xml:space="preserve"> فهذا كان يجب فعله حينما كانت لا زالت في الميناء. ومن السيء أيضًا بأن نبدأ بإعداد عدتنا للسماء ونحن مطروحين على فراش المرض. فكل مَن يبدأ بذلك عندها فقط يكون، ما أخشاه، كائنًا مسكينًا سيذهب إلى الطرف الآخر من الحياة بثوب ردي. ... إنها فقط سماء واحدة. كل مَن تفوته سيعيش في الجحيم إلى الأبد. هنالك مسيح واحد فقط سيُدخلك السماء. كل مَن يرفضه "</w:t>
-      </w:r>
-      <w:r>
-        <w:rPr>
-          <w:rtl/>
-        </w:rPr>
-        <w:t xml:space="preserve"> </w:t>
-      </w:r>
-      <w:r>
-        <w:rPr>
-          <w:rtl/>
-          <w:lang w:bidi="ar-SA"/>
-        </w:rPr>
-        <w:t>لاَ تَبْقَى بَعْدُ ذَبِيحَةٌ عَنِ الْخَطَايَا</w:t>
-      </w:r>
-      <w:r>
-        <w:rPr>
-          <w:rFonts w:hint="cs"/>
-          <w:rtl/>
-          <w:lang w:bidi="ar-SA"/>
-        </w:rPr>
-        <w:t>."</w:t>
-      </w:r>
-    </w:p>
-    <w:p>
-      <w:pPr>
-        <w:rPr>
-          <w:rFonts w:hint="cs"/>
-          <w:lang w:bidi="ar-SA"/>
-        </w:rPr>
-      </w:pPr>
-      <w:r>
-        <w:rPr>
-          <w:rFonts w:hint="cs"/>
-          <w:rtl/>
-          <w:lang w:bidi="ar-SA"/>
-        </w:rPr>
-        <w:t xml:space="preserve">لا أحد سيندم إلا المعلّق فوق هوة الجحيم </w:t>
-      </w:r>
-      <w:r>
-        <w:rPr>
-          <w:rFonts w:hint="cs"/>
-          <w:rtl/>
-          <w:lang w:bidi="ar-SA"/>
-        </w:rPr>
-        <w:t>وهو غير واعٍ للخطر</w:t>
-      </w:r>
-      <w:r>
-        <w:rPr>
-          <w:rFonts w:hint="cs"/>
-          <w:rtl/>
-          <w:lang w:bidi="ar-SA"/>
-        </w:rPr>
-        <w:t>.</w:t>
+        <w:t xml:space="preserve">إن أردت نارًا لذبيحتك المسائية، فاهتم، بأن لا ينتهي ما قد وضعته على مذبحك. كل ما ستُملئ به جرتك هذا ما سوف تسكبه أيضًا. إن ملأناها ماءً فلن نسكب منها خمرًا إلا بأعجوبة. </w:t>
+      </w:r>
+      <w:r>
+        <w:rPr>
+          <w:rFonts w:hint="cs"/>
+          <w:rtl/>
+          <w:lang w:bidi="ar-SA"/>
+        </w:rPr>
+        <w:t>فماذا إذًا إن ملأت قلبك كل النهار بالأرضيات (والله لا يوجد له أي مكان في أفكارك) ومن ثم تريد أن تخرج منه سماويات في المساء؟ كل مَن هو سماوي في مشغولياته الأرضية سيكون أقل عالميًا في مشغولياته السماوية. أحد المؤمنين وهو يحتضر عبّر عن ذلك بصورة جميلة: "إني أستبدل مكان وجودي، ولك</w:t>
+      </w:r>
+      <w:r>
+        <w:rPr>
+          <w:rFonts w:hint="cs"/>
+          <w:rtl/>
+          <w:lang w:bidi="ar-SA"/>
+        </w:rPr>
+        <w:t>ن</w:t>
+      </w:r>
+      <w:r>
+        <w:rPr>
+          <w:rFonts w:hint="cs"/>
+          <w:rtl/>
+          <w:lang w:bidi="ar-SA"/>
+        </w:rPr>
+        <w:t xml:space="preserve"> ليس شركتي."</w:t>
       </w:r>
     </w:p>
     <w:sectPr>
@@ -691,6 +604,29 @@
     <w:semiHidden/>
     <w:unhideWhenUsed/>
   </w:style>
+  <w:style w:type="character" w:styleId="Hyperlink">
+    <w:name w:val="Hyperlink"/>
+    <w:basedOn w:val="DefaultParagraphFont"/>
+    <w:uiPriority w:val="99"/>
+    <w:unhideWhenUsed/>
+    <w:rsid w:val="00B068C0"/>
+    <w:rPr>
+      <w:color w:val="0563C1" w:themeColor="hyperlink"/>
+      <w:u w:val="single"/>
+    </w:rPr>
+  </w:style>
+  <w:style w:type="character" w:styleId="UnresolvedMention">
+    <w:name w:val="Unresolved Mention"/>
+    <w:basedOn w:val="DefaultParagraphFont"/>
+    <w:uiPriority w:val="99"/>
+    <w:semiHidden/>
+    <w:unhideWhenUsed/>
+    <w:rsid w:val="00B068C0"/>
+    <w:rPr>
+      <w:color w:val="605E5C"/>
+      <w:shd w:val="clear" w:color="auto" w:fill="E1DFDD"/>
+    </w:rPr>
+  </w:style>
 </w:styles>
 </file>
 
